--- a/phase wise documents/Requirement Analysis(3)/Solution Requirements (Functional & Non-functional).docx
+++ b/phase wise documents/Requirement Analysis(3)/Solution Requirements (Functional & Non-functional).docx
@@ -122,7 +122,7 @@
                 <w:rFonts w:ascii="Calibri" w:cs="Calibri" w:eastAsia="Calibri" w:hAnsi="Calibri"/>
                 <w:rtl w:val="0"/>
               </w:rPr>
-              <w:t xml:space="preserve">26-05-2025</w:t>
+              <w:t xml:space="preserve">11-10-2026</w:t>
             </w:r>
           </w:p>
         </w:tc>
@@ -155,12 +155,19 @@
             <w:pPr>
               <w:rPr>
                 <w:rFonts w:ascii="Calibri" w:cs="Calibri" w:eastAsia="Calibri" w:hAnsi="Calibri"/>
-              </w:rPr>
-            </w:pPr>
-            <w:r>
-              <w:rPr>
-                <w:rtl w:val="0"/>
-              </w:rPr>
+                <w:b w:val="1"/>
+                <w:sz w:val="22"/>
+                <w:szCs w:val="22"/>
+              </w:rPr>
+            </w:pPr>
+            <w:r>
+              <w:rPr>
+                <w:rFonts w:ascii="Calibri" w:cs="Calibri" w:eastAsia="Calibri" w:hAnsi="Calibri"/>
+                <w:b w:val="1"/>
+                <w:sz w:val="22"/>
+                <w:szCs w:val="22"/>
+              </w:rPr>
+              <w:t xml:space="preserve">SWUID2026235621</w:t>
             </w:r>
           </w:p>
         </w:tc>
@@ -193,14 +200,19 @@
             <w:pPr>
               <w:rPr>
                 <w:rFonts w:ascii="Calibri" w:cs="Calibri" w:eastAsia="Calibri" w:hAnsi="Calibri"/>
-              </w:rPr>
-            </w:pPr>
-            <w:r>
-              <w:rPr>
-                <w:rFonts w:ascii="Calibri" w:cs="Calibri" w:eastAsia="Calibri" w:hAnsi="Calibri"/>
-                <w:rtl w:val="0"/>
-              </w:rPr>
-              <w:t xml:space="preserve">Freelance Finder</w:t>
+                <w:b w:val="1"/>
+                <w:sz w:val="22"/>
+                <w:szCs w:val="22"/>
+              </w:rPr>
+            </w:pPr>
+            <w:r>
+              <w:rPr>
+                <w:rFonts w:ascii="Calibri" w:cs="Calibri" w:eastAsia="Calibri" w:hAnsi="Calibri"/>
+                <w:b w:val="1"/>
+                <w:sz w:val="22"/>
+                <w:szCs w:val="22"/>
+              </w:rPr>
+              <w:t xml:space="preserve">iMovies - Cinema Booking Platform</w:t>
             </w:r>
           </w:p>
         </w:tc>
@@ -306,7 +318,7 @@
           <w:b w:val="1"/>
           <w:rtl w:val="0"/>
         </w:rPr>
-        <w:t xml:space="preserve">Functional Requirements – Music Streaming App</w:t>
+        <w:t xml:space="preserve">Functional Requirements – iMovies Cinema Booking Platform</w:t>
       </w:r>
     </w:p>
     <w:tbl>
@@ -794,7 +806,7 @@
                 <w:b w:val="1"/>
                 <w:rtl w:val="0"/>
               </w:rPr>
-              <w:t xml:space="preserve">Job Posting &amp; Discovery</w:t>
+              <w:t xml:space="preserve">Movie Discovery &amp; Exploration</w:t>
             </w:r>
             <w:r>
               <w:rPr>
@@ -951,7 +963,7 @@
                       <w:rFonts w:ascii="Calibri" w:cs="Calibri" w:eastAsia="Calibri" w:hAnsi="Calibri"/>
                       <w:rtl w:val="0"/>
                     </w:rPr>
-                    <w:t xml:space="preserve">Post freelance jobs (clients)</w:t>
+                    <w:t xml:space="preserve">Browse movies by city, genre, language, and search query</w:t>
                   </w:r>
                 </w:p>
               </w:tc>
@@ -1023,7 +1035,7 @@
                 <w:rFonts w:ascii="Calibri" w:cs="Calibri" w:eastAsia="Calibri" w:hAnsi="Calibri"/>
                 <w:rtl w:val="0"/>
               </w:rPr>
-              <w:t xml:space="preserve">Browse and search jobs (freelancers)</w:t>
+              <w:t xml:space="preserve">View verified IMDb ratings and official HD YouTube trailers</w:t>
             </w:r>
           </w:p>
         </w:tc>
@@ -1079,7 +1091,7 @@
                 <w:rFonts w:ascii="Calibri" w:cs="Calibri" w:eastAsia="Calibri" w:hAnsi="Calibri"/>
                 <w:rtl w:val="0"/>
               </w:rPr>
-              <w:t xml:space="preserve">Create and Manage Playlists</w:t>
+              <w:t xml:space="preserve">Hero spotlight carousel with auto-advance and swipe gestures</w:t>
             </w:r>
           </w:p>
         </w:tc>
@@ -1264,7 +1276,7 @@
                       <w:b w:val="1"/>
                       <w:rtl w:val="0"/>
                     </w:rPr>
-                    <w:t xml:space="preserve">Job Application &amp; Management</w:t>
+                    <w:t xml:space="preserve">Interactive Seat Selection &amp; Booking</w:t>
                   </w:r>
                 </w:p>
               </w:tc>
@@ -1298,7 +1310,7 @@
                 <w:rFonts w:ascii="Calibri" w:cs="Calibri" w:eastAsia="Calibri" w:hAnsi="Calibri"/>
                 <w:rtl w:val="0"/>
               </w:rPr>
-              <w:t xml:space="preserve">Freelancers apply to jobs</w:t>
+              <w:t xml:space="preserve">Real-time interactive SVG seat matrix with live seat locking</w:t>
             </w:r>
           </w:p>
         </w:tc>
@@ -1354,7 +1366,7 @@
                 <w:rFonts w:ascii="Calibri" w:cs="Calibri" w:eastAsia="Calibri" w:hAnsi="Calibri"/>
                 <w:rtl w:val="0"/>
               </w:rPr>
-              <w:t xml:space="preserve">Clients review and shortlist applications</w:t>
+              <w:t xml:space="preserve">Instant booking confirmation with digital ticket ID generation</w:t>
             </w:r>
           </w:p>
         </w:tc>
@@ -1403,30 +1415,30 @@
                 <w:b w:val="1"/>
                 <w:rtl w:val="0"/>
               </w:rPr>
-              <w:t xml:space="preserve">Messaging</w:t>
-            </w:r>
-            <w:r>
-              <w:rPr>
-                <w:rtl w:val="0"/>
-              </w:rPr>
-            </w:r>
-          </w:p>
-        </w:tc>
-        <w:tc>
-          <w:tcPr/>
-          <w:p>
-            <w:pPr>
-              <w:spacing w:after="160" w:line="259" w:lineRule="auto"/>
-              <w:rPr>
-                <w:rFonts w:ascii="Calibri" w:cs="Calibri" w:eastAsia="Calibri" w:hAnsi="Calibri"/>
-              </w:rPr>
-            </w:pPr>
-            <w:r>
-              <w:rPr>
-                <w:rFonts w:ascii="Calibri" w:cs="Calibri" w:eastAsia="Calibri" w:hAnsi="Calibri"/>
-                <w:rtl w:val="0"/>
-              </w:rPr>
-              <w:t xml:space="preserve">Real-time chat between freelancers and clients</w:t>
+              <w:t xml:space="preserve">AI Cinema Oracle &amp; Admin Controls</w:t>
+            </w:r>
+            <w:r>
+              <w:rPr>
+                <w:rtl w:val="0"/>
+              </w:rPr>
+            </w:r>
+          </w:p>
+        </w:tc>
+        <w:tc>
+          <w:tcPr/>
+          <w:p>
+            <w:pPr>
+              <w:spacing w:after="160" w:line="259" w:lineRule="auto"/>
+              <w:rPr>
+                <w:rFonts w:ascii="Calibri" w:cs="Calibri" w:eastAsia="Calibri" w:hAnsi="Calibri"/>
+              </w:rPr>
+            </w:pPr>
+            <w:r>
+              <w:rPr>
+                <w:rFonts w:ascii="Calibri" w:cs="Calibri" w:eastAsia="Calibri" w:hAnsi="Calibri"/>
+                <w:rtl w:val="0"/>
+              </w:rPr>
+              <w:t xml:space="preserve">AI-driven mood recommendation engine and admin theater/showtime dashboard</w:t>
             </w:r>
           </w:p>
         </w:tc>
@@ -1667,7 +1679,7 @@
                 <w:rFonts w:ascii="Calibri" w:cs="Calibri" w:eastAsia="Calibri" w:hAnsi="Calibri"/>
                 <w:rtl w:val="0"/>
               </w:rPr>
-              <w:t xml:space="preserve">The platform should offer a clean, intuitive UI for users of all skill levels.</w:t>
+              <w:t xml:space="preserve">Modern dark-mode glassmorphism UI with responsive design across mobile and desktop devices.</w:t>
             </w:r>
           </w:p>
         </w:tc>
@@ -1873,7 +1885,7 @@
                       <w:rFonts w:ascii="Calibri" w:cs="Calibri" w:eastAsia="Calibri" w:hAnsi="Calibri"/>
                       <w:rtl w:val="0"/>
                     </w:rPr>
-                    <w:t xml:space="preserve">All data transfers must be encrypted. Implement role-based access and token auth.</w:t>
+                    <w:t xml:space="preserve">Bcrypt password hashing, JWT stateless authentication, CORS protection, and rate limiting.</w:t>
                   </w:r>
                 </w:p>
               </w:tc>
@@ -2095,7 +2107,7 @@
                       <w:rFonts w:ascii="Calibri" w:cs="Calibri" w:eastAsia="Calibri" w:hAnsi="Calibri"/>
                       <w:rtl w:val="0"/>
                     </w:rPr>
-                    <w:t xml:space="preserve">Ensure job posting, messaging, and payments work reliably under all conditions.</w:t>
+                    <w:t xml:space="preserve">Atomic seat reservation preventing double-booking; sub-50ms WebSocket latency for live seat updates.</w:t>
                   </w:r>
                 </w:p>
               </w:tc>
@@ -2183,7 +2195,7 @@
                 <w:rFonts w:ascii="Calibri" w:cs="Calibri" w:eastAsia="Calibri" w:hAnsi="Calibri"/>
                 <w:rtl w:val="0"/>
               </w:rPr>
-              <w:t xml:space="preserve">Pages should load within 2 seconds. Chat and job posting actions should be near-instant.</w:t>
+              <w:t xml:space="preserve">Fast API response times under 200ms; continuous 24/7 health monitoring via Better Stack.</w:t>
             </w:r>
           </w:p>
         </w:tc>
